--- a/downloads/documents/04 Units/Unit 03 - Human Development and Relationships - Growing Up, Getting Along/Lesson 03.11 - Conflict Prevent Manage Repair.docx
+++ b/downloads/documents/04 Units/Unit 03 - Human Development and Relationships - Growing Up, Getting Along/Lesson 03.11 - Conflict Prevent Manage Repair.docx
@@ -333,7 +333,7 @@
         <w:t xml:space="preserve">Vocabulary 03.md</w:t>
       </w:r>
       <w:r>
-        <w:t xml:space="preserve">) for Turkish, Portuguese, and Spanish.</w:t>
+        <w:t xml:space="preserve">) for Spanish.</w:t>
       </w:r>
     </w:p>
     <w:p>
@@ -1871,7 +1871,7 @@
         <w:t xml:space="preserve"> </w:t>
       </w:r>
       <w:r>
-        <w:t xml:space="preserve">in Turkish, Portuguese, and Spanish (to be verified by a native speaker); a student may role play in a shared home language with a coach who speaks it.</w:t>
+        <w:t xml:space="preserve">in Spanish (to be verified by a native speaker); a student may role play in a shared home language with a coach who speaks it.</w:t>
       </w:r>
     </w:p>
     <w:p>
